--- a/00-首页/题组Word/专项卷/一分册/专项卷III-学生版-打印版.docx
+++ b/00-首页/题组Word/专项卷/一分册/专项卷III-学生版-打印版.docx
@@ -12919,7 +12919,7 @@
         <m:sSub>
           <m:e>
             <m:r>
-              <m:t>​</m:t>
+              <m:t xml:space="preserve"> </m:t>
             </m:r>
           </m:e>
           <m:sub>
@@ -12968,7 +12968,7 @@
         <m:sSub>
           <m:e>
             <m:r>
-              <m:t>​</m:t>
+              <m:t xml:space="preserve"> </m:t>
             </m:r>
           </m:e>
           <m:sub>
@@ -13049,7 +13049,7 @@
         <m:sSub>
           <m:e>
             <m:r>
-              <m:t>​</m:t>
+              <m:t xml:space="preserve"> </m:t>
             </m:r>
           </m:e>
           <m:sub>
@@ -13125,7 +13125,7 @@
         <m:sSub>
           <m:e>
             <m:r>
-              <m:t>​</m:t>
+              <m:t xml:space="preserve"> </m:t>
             </m:r>
           </m:e>
           <m:sub>
@@ -13157,7 +13157,7 @@
         <m:sSub>
           <m:e>
             <m:r>
-              <m:t>​</m:t>
+              <m:t xml:space="preserve"> </m:t>
             </m:r>
           </m:e>
           <m:sub>
@@ -13189,7 +13189,7 @@
         <m:sSub>
           <m:e>
             <m:r>
-              <m:t>​</m:t>
+              <m:t xml:space="preserve"> </m:t>
             </m:r>
           </m:e>
           <m:sub>
@@ -13265,7 +13265,7 @@
         <m:sSub>
           <m:e>
             <m:r>
-              <m:t>​</m:t>
+              <m:t xml:space="preserve"> </m:t>
             </m:r>
           </m:e>
           <m:sub>
@@ -13365,7 +13365,7 @@
         <m:sSub>
           <m:e>
             <m:r>
-              <m:t>​</m:t>
+              <m:t xml:space="preserve"> </m:t>
             </m:r>
           </m:e>
           <m:sub>

--- a/00-首页/题组Word/专项卷/一分册/专项卷III-学生版-打印版.docx
+++ b/00-首页/题组Word/专项卷/一分册/专项卷III-学生版-打印版.docx
@@ -419,8 +419,8 @@
     <w:p>
       <w:pPr>
         <w:pStyle w:val="BodyText"/>
+        <w:spacing w:before="0" w:after="0"/>
         <w:ind w:left="480" w:hanging="480"/>
-        <w:spacing w:after="0"/>
       </w:pPr>
       <w:r>
         <w:rPr>
@@ -444,20 +444,45 @@
     <w:p>
       <w:pPr>
         <w:pStyle w:val="BodyText"/>
+        <w:spacing w:before="0" w:after="0"/>
         <w:ind w:left="480" w:hanging="480"/>
+      </w:pPr>
+      <w:r>
+        <w:rPr>
+          <w:rFonts w:ascii="Times New Roman" w:hAnsi="Times New Roman" w:eastAsia="Times New Roman" w:cs="Times New Roman"/>
+        </w:rPr>
+        <w:t xml:space="preserve">B. </w:t>
+      </w:r>
+      <w:r>
+        <w:rPr>
+          <w:rFonts w:hint="eastAsia" w:ascii="Times New Roman" w:hAnsi="Times New Roman" w:eastAsia="FangSong" w:cs="Times New Roman"/>
+        </w:rPr>
+        <w:t xml:space="preserve">不变</w:t>
+      </w:r>
+      <w:r>
+        <w:rPr>
+          <w:rFonts w:ascii="Times New Roman" w:hAnsi="Times New Roman" w:eastAsia="Times New Roman" w:cs="Times New Roman"/>
+        </w:rPr>
+        <w:t xml:space="preserve"> </w:t>
+      </w:r>
+    </w:p>
+    <w:p>
+      <w:pPr>
+        <w:pStyle w:val="BodyText"/>
         <w:spacing w:before="0" w:after="0"/>
-      </w:pPr>
-      <w:r>
-        <w:rPr>
-          <w:rFonts w:ascii="Times New Roman" w:hAnsi="Times New Roman" w:eastAsia="Times New Roman" w:cs="Times New Roman"/>
-        </w:rPr>
-        <w:t xml:space="preserve">B. </w:t>
-      </w:r>
-      <w:r>
-        <w:rPr>
-          <w:rFonts w:hint="eastAsia" w:ascii="Times New Roman" w:hAnsi="Times New Roman" w:eastAsia="FangSong" w:cs="Times New Roman"/>
-        </w:rPr>
-        <w:t xml:space="preserve">不变</w:t>
+        <w:ind w:left="480" w:hanging="480"/>
+      </w:pPr>
+      <w:r>
+        <w:rPr>
+          <w:rFonts w:ascii="Times New Roman" w:hAnsi="Times New Roman" w:eastAsia="Times New Roman" w:cs="Times New Roman"/>
+        </w:rPr>
+        <w:t xml:space="preserve">C. </w:t>
+      </w:r>
+      <w:r>
+        <w:rPr>
+          <w:rFonts w:hint="eastAsia" w:ascii="Times New Roman" w:hAnsi="Times New Roman" w:eastAsia="FangSong" w:cs="Times New Roman"/>
+        </w:rPr>
+        <w:t xml:space="preserve">减小</w:t>
       </w:r>
       <w:r>
         <w:rPr>
@@ -469,33 +494,8 @@
     <w:p>
       <w:pPr>
         <w:pStyle w:val="BodyText"/>
+        <w:spacing w:before="0" w:after="0"/>
         <w:ind w:left="480" w:hanging="480"/>
-        <w:spacing w:before="0" w:after="0"/>
-      </w:pPr>
-      <w:r>
-        <w:rPr>
-          <w:rFonts w:ascii="Times New Roman" w:hAnsi="Times New Roman" w:eastAsia="Times New Roman" w:cs="Times New Roman"/>
-        </w:rPr>
-        <w:t xml:space="preserve">C. </w:t>
-      </w:r>
-      <w:r>
-        <w:rPr>
-          <w:rFonts w:hint="eastAsia" w:ascii="Times New Roman" w:hAnsi="Times New Roman" w:eastAsia="FangSong" w:cs="Times New Roman"/>
-        </w:rPr>
-        <w:t xml:space="preserve">减小</w:t>
-      </w:r>
-      <w:r>
-        <w:rPr>
-          <w:rFonts w:ascii="Times New Roman" w:hAnsi="Times New Roman" w:eastAsia="Times New Roman" w:cs="Times New Roman"/>
-        </w:rPr>
-        <w:t xml:space="preserve"> </w:t>
-      </w:r>
-    </w:p>
-    <w:p>
-      <w:pPr>
-        <w:pStyle w:val="BodyText"/>
-        <w:ind w:left="480" w:hanging="480"/>
-        <w:spacing w:before="0" w:after="180"/>
       </w:pPr>
       <w:r>
         <w:rPr>
@@ -1045,6 +1045,14 @@
       <w:tblPr>
         <w:tblStyle w:val="Table"/>
         <w:tblW w:type="auto" w:w="0"/>
+        <w:tblBorders>
+          <w:top w:val="single" w:sz="12" w:space="0" w:color="000000"/>
+          <w:left w:val="none" w:sz="0" w:space="0" w:color="auto"/>
+          <w:bottom w:val="single" w:sz="12" w:space="0" w:color="000000"/>
+          <w:right w:val="none" w:sz="0" w:space="0" w:color="auto"/>
+          <w:insideH w:val="none" w:sz="0" w:space="0" w:color="auto"/>
+          <w:insideV w:val="none" w:sz="0" w:space="0" w:color="auto"/>
+        </w:tblBorders>
         <w:tblLook w:firstRow="1" w:lastRow="0" w:firstColumn="0" w:lastColumn="0" w:noHBand="0" w:noVBand="0" w:val="0020"/>
       </w:tblPr>
       <w:tblGrid>
@@ -1058,7 +1066,11 @@
           <w:tblHeader w:val="on"/>
         </w:trPr>
         <w:tc>
-          <w:tcPr/>
+          <w:tcPr>
+            <w:tcBorders>
+              <w:bottom w:val="single" w:sz="8" w:space="0" w:color="000000"/>
+            </w:tcBorders>
+          </w:tcPr>
           <w:p>
             <w:pPr>
               <w:pStyle w:val="Compact"/>
@@ -1096,7 +1108,11 @@
           </w:p>
         </w:tc>
         <w:tc>
-          <w:tcPr/>
+          <w:tcPr>
+            <w:tcBorders>
+              <w:bottom w:val="single" w:sz="8" w:space="0" w:color="000000"/>
+            </w:tcBorders>
+          </w:tcPr>
           <w:p>
             <w:pPr>
               <w:pStyle w:val="Compact"/>
@@ -1112,7 +1128,11 @@
           </w:p>
         </w:tc>
         <w:tc>
-          <w:tcPr/>
+          <w:tcPr>
+            <w:tcBorders>
+              <w:bottom w:val="single" w:sz="8" w:space="0" w:color="000000"/>
+            </w:tcBorders>
+          </w:tcPr>
           <w:p>
             <w:pPr>
               <w:pStyle w:val="Compact"/>
@@ -1128,7 +1148,11 @@
           </w:p>
         </w:tc>
         <w:tc>
-          <w:tcPr/>
+          <w:tcPr>
+            <w:tcBorders>
+              <w:bottom w:val="single" w:sz="8" w:space="0" w:color="000000"/>
+            </w:tcBorders>
+          </w:tcPr>
           <w:p>
             <w:pPr>
               <w:pStyle w:val="Compact"/>
@@ -1271,8 +1295,8 @@
     <w:p>
       <w:pPr>
         <w:pStyle w:val="BodyText"/>
+        <w:spacing w:before="0" w:after="0"/>
         <w:ind w:left="480" w:hanging="480"/>
-        <w:spacing w:after="0"/>
       </w:pPr>
       <w:r>
         <w:rPr>
@@ -1296,20 +1320,45 @@
     <w:p>
       <w:pPr>
         <w:pStyle w:val="BodyText"/>
+        <w:spacing w:before="0" w:after="0"/>
         <w:ind w:left="480" w:hanging="480"/>
+      </w:pPr>
+      <w:r>
+        <w:rPr>
+          <w:rFonts w:ascii="Times New Roman" w:hAnsi="Times New Roman" w:eastAsia="Times New Roman" w:cs="Times New Roman"/>
+        </w:rPr>
+        <w:t xml:space="preserve">B. </w:t>
+      </w:r>
+      <w:r>
+        <w:rPr>
+          <w:rFonts w:hint="eastAsia" w:ascii="Times New Roman" w:hAnsi="Times New Roman" w:eastAsia="FangSong" w:cs="Times New Roman"/>
+        </w:rPr>
+        <w:t xml:space="preserve">镁橄榄石生成</w:t>
+      </w:r>
+      <w:r>
+        <w:rPr>
+          <w:rFonts w:ascii="Times New Roman" w:hAnsi="Times New Roman" w:eastAsia="Times New Roman" w:cs="Times New Roman"/>
+        </w:rPr>
+        <w:t xml:space="preserve">　</w:t>
+      </w:r>
+    </w:p>
+    <w:p>
+      <w:pPr>
+        <w:pStyle w:val="BodyText"/>
         <w:spacing w:before="0" w:after="0"/>
-      </w:pPr>
-      <w:r>
-        <w:rPr>
-          <w:rFonts w:ascii="Times New Roman" w:hAnsi="Times New Roman" w:eastAsia="Times New Roman" w:cs="Times New Roman"/>
-        </w:rPr>
-        <w:t xml:space="preserve">B. </w:t>
-      </w:r>
-      <w:r>
-        <w:rPr>
-          <w:rFonts w:hint="eastAsia" w:ascii="Times New Roman" w:hAnsi="Times New Roman" w:eastAsia="FangSong" w:cs="Times New Roman"/>
-        </w:rPr>
-        <w:t xml:space="preserve">镁橄榄石生成</w:t>
+        <w:ind w:left="480" w:hanging="480"/>
+      </w:pPr>
+      <w:r>
+        <w:rPr>
+          <w:rFonts w:ascii="Times New Roman" w:hAnsi="Times New Roman" w:eastAsia="Times New Roman" w:cs="Times New Roman"/>
+        </w:rPr>
+        <w:t xml:space="preserve">C. </w:t>
+      </w:r>
+      <w:r>
+        <w:rPr>
+          <w:rFonts w:hint="eastAsia" w:ascii="Times New Roman" w:hAnsi="Times New Roman" w:eastAsia="FangSong" w:cs="Times New Roman"/>
+        </w:rPr>
+        <w:t xml:space="preserve">钙长石和镁橄榄石共存</w:t>
       </w:r>
       <w:r>
         <w:rPr>
@@ -1321,33 +1370,8 @@
     <w:p>
       <w:pPr>
         <w:pStyle w:val="BodyText"/>
+        <w:spacing w:before="0" w:after="0"/>
         <w:ind w:left="480" w:hanging="480"/>
-        <w:spacing w:before="0" w:after="0"/>
-      </w:pPr>
-      <w:r>
-        <w:rPr>
-          <w:rFonts w:ascii="Times New Roman" w:hAnsi="Times New Roman" w:eastAsia="Times New Roman" w:cs="Times New Roman"/>
-        </w:rPr>
-        <w:t xml:space="preserve">C. </w:t>
-      </w:r>
-      <w:r>
-        <w:rPr>
-          <w:rFonts w:hint="eastAsia" w:ascii="Times New Roman" w:hAnsi="Times New Roman" w:eastAsia="FangSong" w:cs="Times New Roman"/>
-        </w:rPr>
-        <w:t xml:space="preserve">钙长石和镁橄榄石共存</w:t>
-      </w:r>
-      <w:r>
-        <w:rPr>
-          <w:rFonts w:ascii="Times New Roman" w:hAnsi="Times New Roman" w:eastAsia="Times New Roman" w:cs="Times New Roman"/>
-        </w:rPr>
-        <w:t xml:space="preserve">　</w:t>
-      </w:r>
-    </w:p>
-    <w:p>
-      <w:pPr>
-        <w:pStyle w:val="BodyText"/>
-        <w:ind w:left="480" w:hanging="480"/>
-        <w:spacing w:before="0" w:after="180"/>
       </w:pPr>
       <w:r>
         <w:rPr>
@@ -2243,6 +2267,14 @@
       <w:tblPr>
         <w:tblStyle w:val="Table"/>
         <w:tblW w:type="auto" w:w="0"/>
+        <w:tblBorders>
+          <w:top w:val="single" w:sz="12" w:space="0" w:color="000000"/>
+          <w:left w:val="none" w:sz="0" w:space="0" w:color="auto"/>
+          <w:bottom w:val="single" w:sz="12" w:space="0" w:color="000000"/>
+          <w:right w:val="none" w:sz="0" w:space="0" w:color="auto"/>
+          <w:insideH w:val="none" w:sz="0" w:space="0" w:color="auto"/>
+          <w:insideV w:val="none" w:sz="0" w:space="0" w:color="auto"/>
+        </w:tblBorders>
         <w:tblLook w:firstRow="1" w:lastRow="0" w:firstColumn="0" w:lastColumn="0" w:noHBand="0" w:noVBand="0" w:val="0020"/>
       </w:tblPr>
       <w:tblGrid>
@@ -2256,7 +2288,11 @@
           <w:tblHeader w:val="on"/>
         </w:trPr>
         <w:tc>
-          <w:tcPr/>
+          <w:tcPr>
+            <w:tcBorders>
+              <w:bottom w:val="single" w:sz="8" w:space="0" w:color="000000"/>
+            </w:tcBorders>
+          </w:tcPr>
           <w:p>
             <w:pPr>
               <w:pStyle w:val="Compact"/>
@@ -2272,7 +2308,11 @@
           </w:p>
         </w:tc>
         <w:tc>
-          <w:tcPr/>
+          <w:tcPr>
+            <w:tcBorders>
+              <w:bottom w:val="single" w:sz="8" w:space="0" w:color="000000"/>
+            </w:tcBorders>
+          </w:tcPr>
           <w:p>
             <w:pPr>
               <w:pStyle w:val="Compact"/>
@@ -2288,7 +2328,11 @@
           </w:p>
         </w:tc>
         <w:tc>
-          <w:tcPr/>
+          <w:tcPr>
+            <w:tcBorders>
+              <w:bottom w:val="single" w:sz="8" w:space="0" w:color="000000"/>
+            </w:tcBorders>
+          </w:tcPr>
           <w:p>
             <w:pPr>
               <w:pStyle w:val="Compact"/>
@@ -2311,7 +2355,11 @@
           </w:p>
         </w:tc>
         <w:tc>
-          <w:tcPr/>
+          <w:tcPr>
+            <w:tcBorders>
+              <w:bottom w:val="single" w:sz="8" w:space="0" w:color="000000"/>
+            </w:tcBorders>
+          </w:tcPr>
           <w:p>
             <w:pPr>
               <w:pStyle w:val="Compact"/>
@@ -6732,6 +6780,14 @@
       <w:tblPr>
         <w:tblStyle w:val="Table"/>
         <w:tblW w:type="auto" w:w="0"/>
+        <w:tblBorders>
+          <w:top w:val="single" w:sz="12" w:space="0" w:color="000000"/>
+          <w:left w:val="none" w:sz="0" w:space="0" w:color="auto"/>
+          <w:bottom w:val="single" w:sz="12" w:space="0" w:color="000000"/>
+          <w:right w:val="none" w:sz="0" w:space="0" w:color="auto"/>
+          <w:insideH w:val="none" w:sz="0" w:space="0" w:color="auto"/>
+          <w:insideV w:val="none" w:sz="0" w:space="0" w:color="auto"/>
+        </w:tblBorders>
         <w:tblLook w:firstRow="1" w:lastRow="0" w:firstColumn="0" w:lastColumn="0" w:noHBand="0" w:noVBand="0" w:val="0020"/>
       </w:tblPr>
       <w:tblGrid>
@@ -6744,7 +6800,11 @@
           <w:tblHeader w:val="on"/>
         </w:trPr>
         <w:tc>
-          <w:tcPr/>
+          <w:tcPr>
+            <w:tcBorders>
+              <w:bottom w:val="single" w:sz="8" w:space="0" w:color="000000"/>
+            </w:tcBorders>
+          </w:tcPr>
           <w:p>
             <w:pPr>
               <w:pStyle w:val="Compact"/>
@@ -6760,7 +6820,11 @@
           </w:p>
         </w:tc>
         <w:tc>
-          <w:tcPr/>
+          <w:tcPr>
+            <w:tcBorders>
+              <w:bottom w:val="single" w:sz="8" w:space="0" w:color="000000"/>
+            </w:tcBorders>
+          </w:tcPr>
           <w:p>
             <w:pPr>
               <w:pStyle w:val="Compact"/>
@@ -6776,7 +6840,11 @@
           </w:p>
         </w:tc>
         <w:tc>
-          <w:tcPr/>
+          <w:tcPr>
+            <w:tcBorders>
+              <w:bottom w:val="single" w:sz="8" w:space="0" w:color="000000"/>
+            </w:tcBorders>
+          </w:tcPr>
           <w:p>
             <w:pPr>
               <w:pStyle w:val="Compact"/>
@@ -9142,6 +9210,7 @@
     <w:p>
       <w:pPr>
         <w:pStyle w:val="BodyText"/>
+        <w:spacing w:before="0" w:after="0"/>
       </w:pPr>
       <w:r>
         <w:rPr>
@@ -9407,6 +9476,7 @@
     <w:p>
       <w:pPr>
         <w:pStyle w:val="BodyText"/>
+        <w:spacing w:before="0" w:after="0"/>
       </w:pPr>
       <w:r>
         <w:rPr>
@@ -9618,6 +9688,7 @@
     <w:p>
       <w:pPr>
         <w:pStyle w:val="BodyText"/>
+        <w:spacing w:before="0" w:after="0"/>
       </w:pPr>
       <w:r>
         <w:rPr>
@@ -9671,6 +9742,7 @@
     <w:p>
       <w:pPr>
         <w:pStyle w:val="BodyText"/>
+        <w:spacing w:before="0" w:after="0"/>
       </w:pPr>
       <w:r>
         <w:rPr>
@@ -10005,8 +10077,8 @@
     <w:p>
       <w:pPr>
         <w:pStyle w:val="FirstParagraph"/>
+        <w:spacing w:before="0" w:after="0"/>
         <w:ind w:left="480" w:hanging="480"/>
-        <w:spacing w:after="0"/>
       </w:pPr>
       <w:r>
         <w:rPr>
@@ -10108,20 +10180,51 @@
     <w:p>
       <w:pPr>
         <w:pStyle w:val="FirstParagraph"/>
+        <w:spacing w:before="0" w:after="0"/>
         <w:ind w:left="480" w:hanging="480"/>
+      </w:pPr>
+      <w:r>
+        <w:rPr>
+          <w:rFonts w:ascii="Times New Roman" w:hAnsi="Times New Roman" w:eastAsia="Times New Roman" w:cs="Times New Roman"/>
+        </w:rPr>
+        <w:t xml:space="preserve">A. </w:t>
+      </w:r>
+      <w:r>
+        <w:rPr>
+          <w:rFonts w:hint="eastAsia" w:ascii="Times New Roman" w:hAnsi="Times New Roman" w:eastAsia="FangSong" w:cs="Times New Roman"/>
+        </w:rPr>
+        <w:t xml:space="preserve">此元素有三种同位素</w:t>
+      </w:r>
+      <w:r>
+        <w:rPr>
+          <w:rFonts w:ascii="Times New Roman" w:hAnsi="Times New Roman" w:eastAsia="Times New Roman" w:cs="Times New Roman"/>
+        </w:rPr>
+        <w:t xml:space="preserve"> </w:t>
+      </w:r>
+    </w:p>
+    <w:p>
+      <w:pPr>
+        <w:pStyle w:val="FirstParagraph"/>
         <w:spacing w:before="0" w:after="0"/>
-      </w:pPr>
-      <w:r>
-        <w:rPr>
-          <w:rFonts w:ascii="Times New Roman" w:hAnsi="Times New Roman" w:eastAsia="Times New Roman" w:cs="Times New Roman"/>
-        </w:rPr>
-        <w:t xml:space="preserve">A. </w:t>
-      </w:r>
-      <w:r>
-        <w:rPr>
-          <w:rFonts w:hint="eastAsia" w:ascii="Times New Roman" w:hAnsi="Times New Roman" w:eastAsia="FangSong" w:cs="Times New Roman"/>
-        </w:rPr>
-        <w:t xml:space="preserve">此元素有三种同位素</w:t>
+        <w:ind w:left="480" w:hanging="480"/>
+      </w:pPr>
+      <w:r>
+        <w:rPr>
+          <w:rFonts w:ascii="Times New Roman" w:hAnsi="Times New Roman" w:eastAsia="Times New Roman" w:cs="Times New Roman"/>
+        </w:rPr>
+        <w:t xml:space="preserve">B. </w:t>
+      </w:r>
+      <w:r>
+        <w:rPr>
+          <w:rFonts w:hint="eastAsia" w:ascii="Times New Roman" w:hAnsi="Times New Roman" w:eastAsia="FangSong" w:cs="Times New Roman"/>
+        </w:rPr>
+        <w:t xml:space="preserve">其中一种同位素质量数为</w:t>
+      </w:r>
+      <w:r>
+        <w:rPr>
+          <w:rFonts w:ascii="Times New Roman" w:hAnsi="Times New Roman" w:eastAsia="Times New Roman" w:cs="Times New Roman"/>
+        </w:rPr>
+        <w:t xml:space="preserve"> 80</w:t>
       </w:r>
       <w:r>
         <w:rPr>
@@ -10133,39 +10236,8 @@
     <w:p>
       <w:pPr>
         <w:pStyle w:val="FirstParagraph"/>
+        <w:spacing w:before="0" w:after="0"/>
         <w:ind w:left="480" w:hanging="480"/>
-        <w:spacing w:before="0" w:after="0"/>
-      </w:pPr>
-      <w:r>
-        <w:rPr>
-          <w:rFonts w:ascii="Times New Roman" w:hAnsi="Times New Roman" w:eastAsia="Times New Roman" w:cs="Times New Roman"/>
-        </w:rPr>
-        <w:t xml:space="preserve">B. </w:t>
-      </w:r>
-      <w:r>
-        <w:rPr>
-          <w:rFonts w:hint="eastAsia" w:ascii="Times New Roman" w:hAnsi="Times New Roman" w:eastAsia="FangSong" w:cs="Times New Roman"/>
-        </w:rPr>
-        <w:t xml:space="preserve">其中一种同位素质量数为</w:t>
-      </w:r>
-      <w:r>
-        <w:rPr>
-          <w:rFonts w:ascii="Times New Roman" w:hAnsi="Times New Roman" w:eastAsia="Times New Roman" w:cs="Times New Roman"/>
-        </w:rPr>
-        <w:t xml:space="preserve"> 80</w:t>
-      </w:r>
-      <w:r>
-        <w:rPr>
-          <w:rFonts w:ascii="Times New Roman" w:hAnsi="Times New Roman" w:eastAsia="Times New Roman" w:cs="Times New Roman"/>
-        </w:rPr>
-        <w:t xml:space="preserve"> </w:t>
-      </w:r>
-    </w:p>
-    <w:p>
-      <w:pPr>
-        <w:pStyle w:val="FirstParagraph"/>
-        <w:ind w:left="480" w:hanging="480"/>
-        <w:spacing w:before="0" w:after="0"/>
       </w:pPr>
       <w:r>
         <w:rPr>
@@ -10224,8 +10296,8 @@
     <w:p>
       <w:pPr>
         <w:pStyle w:val="FirstParagraph"/>
+        <w:spacing w:before="0" w:after="0"/>
         <w:ind w:left="480" w:hanging="480"/>
-        <w:spacing w:before="0" w:after="180"/>
       </w:pPr>
       <w:r>
         <w:rPr>
@@ -13542,6 +13614,14 @@
       <w:tblPr>
         <w:tblStyle w:val="Table"/>
         <w:tblW w:type="auto" w:w="0"/>
+        <w:tblBorders>
+          <w:top w:val="single" w:sz="12" w:space="0" w:color="000000"/>
+          <w:left w:val="none" w:sz="0" w:space="0" w:color="auto"/>
+          <w:bottom w:val="single" w:sz="12" w:space="0" w:color="000000"/>
+          <w:right w:val="none" w:sz="0" w:space="0" w:color="auto"/>
+          <w:insideH w:val="none" w:sz="0" w:space="0" w:color="auto"/>
+          <w:insideV w:val="none" w:sz="0" w:space="0" w:color="auto"/>
+        </w:tblBorders>
         <w:tblLook w:firstRow="0" w:lastRow="0" w:firstColumn="0" w:lastColumn="0" w:noHBand="0" w:noVBand="0" w:val="0000"/>
       </w:tblPr>
       <w:tblGrid>
@@ -13564,7 +13644,11 @@
       </w:tblGrid>
       <w:tr>
         <w:tc>
-          <w:tcPr/>
+          <w:tcPr>
+            <w:tcBorders>
+              <w:bottom w:val="single" w:sz="8" w:space="0" w:color="000000"/>
+            </w:tcBorders>
+          </w:tcPr>
           <w:p>
             <w:pPr>
               <w:pStyle w:val="Compact"/>
@@ -13573,7 +13657,11 @@
           </w:p>
         </w:tc>
         <w:tc>
-          <w:tcPr/>
+          <w:tcPr>
+            <w:tcBorders>
+              <w:bottom w:val="single" w:sz="8" w:space="0" w:color="000000"/>
+            </w:tcBorders>
+          </w:tcPr>
           <w:p>
             <w:pPr>
               <w:pStyle w:val="Compact"/>
@@ -13582,7 +13670,11 @@
           </w:p>
         </w:tc>
         <w:tc>
-          <w:tcPr/>
+          <w:tcPr>
+            <w:tcBorders>
+              <w:bottom w:val="single" w:sz="8" w:space="0" w:color="000000"/>
+            </w:tcBorders>
+          </w:tcPr>
           <w:p>
             <w:pPr>
               <w:pStyle w:val="Compact"/>
@@ -13591,7 +13683,11 @@
           </w:p>
         </w:tc>
         <w:tc>
-          <w:tcPr/>
+          <w:tcPr>
+            <w:tcBorders>
+              <w:bottom w:val="single" w:sz="8" w:space="0" w:color="000000"/>
+            </w:tcBorders>
+          </w:tcPr>
           <w:p>
             <w:pPr>
               <w:pStyle w:val="Compact"/>
@@ -13600,7 +13696,11 @@
           </w:p>
         </w:tc>
         <w:tc>
-          <w:tcPr/>
+          <w:tcPr>
+            <w:tcBorders>
+              <w:bottom w:val="single" w:sz="8" w:space="0" w:color="000000"/>
+            </w:tcBorders>
+          </w:tcPr>
           <w:p>
             <w:pPr>
               <w:pStyle w:val="Compact"/>
@@ -13609,7 +13709,11 @@
           </w:p>
         </w:tc>
         <w:tc>
-          <w:tcPr/>
+          <w:tcPr>
+            <w:tcBorders>
+              <w:bottom w:val="single" w:sz="8" w:space="0" w:color="000000"/>
+            </w:tcBorders>
+          </w:tcPr>
           <w:p>
             <w:pPr>
               <w:pStyle w:val="Compact"/>
@@ -13618,7 +13722,11 @@
           </w:p>
         </w:tc>
         <w:tc>
-          <w:tcPr/>
+          <w:tcPr>
+            <w:tcBorders>
+              <w:bottom w:val="single" w:sz="8" w:space="0" w:color="000000"/>
+            </w:tcBorders>
+          </w:tcPr>
           <w:p>
             <w:pPr>
               <w:pStyle w:val="Compact"/>
@@ -13627,7 +13735,11 @@
           </w:p>
         </w:tc>
         <w:tc>
-          <w:tcPr/>
+          <w:tcPr>
+            <w:tcBorders>
+              <w:bottom w:val="single" w:sz="8" w:space="0" w:color="000000"/>
+            </w:tcBorders>
+          </w:tcPr>
           <w:p>
             <w:pPr>
               <w:pStyle w:val="Compact"/>
@@ -13636,7 +13748,11 @@
           </w:p>
         </w:tc>
         <w:tc>
-          <w:tcPr/>
+          <w:tcPr>
+            <w:tcBorders>
+              <w:bottom w:val="single" w:sz="8" w:space="0" w:color="000000"/>
+            </w:tcBorders>
+          </w:tcPr>
           <w:p>
             <w:pPr>
               <w:pStyle w:val="Compact"/>
@@ -13645,7 +13761,11 @@
           </w:p>
         </w:tc>
         <w:tc>
-          <w:tcPr/>
+          <w:tcPr>
+            <w:tcBorders>
+              <w:bottom w:val="single" w:sz="8" w:space="0" w:color="000000"/>
+            </w:tcBorders>
+          </w:tcPr>
           <w:p>
             <w:pPr>
               <w:pStyle w:val="Compact"/>
@@ -13654,7 +13774,11 @@
           </w:p>
         </w:tc>
         <w:tc>
-          <w:tcPr/>
+          <w:tcPr>
+            <w:tcBorders>
+              <w:bottom w:val="single" w:sz="8" w:space="0" w:color="000000"/>
+            </w:tcBorders>
+          </w:tcPr>
           <w:p>
             <w:pPr>
               <w:pStyle w:val="Compact"/>
@@ -13663,7 +13787,11 @@
           </w:p>
         </w:tc>
         <w:tc>
-          <w:tcPr/>
+          <w:tcPr>
+            <w:tcBorders>
+              <w:bottom w:val="single" w:sz="8" w:space="0" w:color="000000"/>
+            </w:tcBorders>
+          </w:tcPr>
           <w:p>
             <w:pPr>
               <w:pStyle w:val="Compact"/>
@@ -13672,7 +13800,11 @@
           </w:p>
         </w:tc>
         <w:tc>
-          <w:tcPr/>
+          <w:tcPr>
+            <w:tcBorders>
+              <w:bottom w:val="single" w:sz="8" w:space="0" w:color="000000"/>
+            </w:tcBorders>
+          </w:tcPr>
           <w:p>
             <w:pPr>
               <w:pStyle w:val="Compact"/>
@@ -13681,7 +13813,11 @@
           </w:p>
         </w:tc>
         <w:tc>
-          <w:tcPr/>
+          <w:tcPr>
+            <w:tcBorders>
+              <w:bottom w:val="single" w:sz="8" w:space="0" w:color="000000"/>
+            </w:tcBorders>
+          </w:tcPr>
           <w:p>
             <w:pPr>
               <w:pStyle w:val="Compact"/>
@@ -13690,7 +13826,11 @@
           </w:p>
         </w:tc>
         <w:tc>
-          <w:tcPr/>
+          <w:tcPr>
+            <w:tcBorders>
+              <w:bottom w:val="single" w:sz="8" w:space="0" w:color="000000"/>
+            </w:tcBorders>
+          </w:tcPr>
           <w:p>
             <w:pPr>
               <w:pStyle w:val="Compact"/>
@@ -13699,7 +13839,11 @@
           </w:p>
         </w:tc>
         <w:tc>
-          <w:tcPr/>
+          <w:tcPr>
+            <w:tcBorders>
+              <w:bottom w:val="single" w:sz="8" w:space="0" w:color="000000"/>
+            </w:tcBorders>
+          </w:tcPr>
           <w:p>
             <w:pPr>
               <w:pStyle w:val="Compact"/>
@@ -14197,7 +14341,7 @@
     </w:tbl>
     <w:p>
       <w:pPr>
-        <w:spacing w:before="120"/>
+        <w:spacing w:before="0" w:after="0"/>
       </w:pPr>
       <w:r>
         <w:rPr>
@@ -19060,8 +19204,8 @@
     <w:p>
       <w:pPr>
         <w:pStyle w:val="FirstParagraph"/>
+        <w:spacing w:before="0" w:after="0"/>
         <w:ind w:left="480" w:hanging="480"/>
-        <w:spacing w:after="0"/>
       </w:pPr>
       <w:r>
         <w:rPr>
@@ -19167,33 +19311,33 @@
     <w:p>
       <w:pPr>
         <w:pStyle w:val="FirstParagraph"/>
+        <w:spacing w:before="0" w:after="0"/>
         <w:ind w:left="480" w:hanging="480"/>
+      </w:pPr>
+      <w:r>
+        <w:rPr>
+          <w:rFonts w:ascii="Times New Roman" w:hAnsi="Times New Roman" w:eastAsia="Times New Roman" w:cs="Times New Roman"/>
+        </w:rPr>
+        <w:t xml:space="preserve">B. </w:t>
+      </w:r>
+      <w:r>
+        <w:rPr>
+          <w:rFonts w:hint="eastAsia" w:ascii="Times New Roman" w:hAnsi="Times New Roman" w:eastAsia="FangSong" w:cs="Times New Roman"/>
+        </w:rPr>
+        <w:t xml:space="preserve">确定下一步还原所需铁的量</w:t>
+      </w:r>
+      <w:r>
+        <w:rPr>
+          <w:rFonts w:ascii="Times New Roman" w:hAnsi="Times New Roman" w:eastAsia="Times New Roman" w:cs="Times New Roman"/>
+        </w:rPr>
+        <w:t xml:space="preserve">　</w:t>
+      </w:r>
+    </w:p>
+    <w:p>
+      <w:pPr>
+        <w:pStyle w:val="FirstParagraph"/>
         <w:spacing w:before="0" w:after="0"/>
-      </w:pPr>
-      <w:r>
-        <w:rPr>
-          <w:rFonts w:ascii="Times New Roman" w:hAnsi="Times New Roman" w:eastAsia="Times New Roman" w:cs="Times New Roman"/>
-        </w:rPr>
-        <w:t xml:space="preserve">B. </w:t>
-      </w:r>
-      <w:r>
-        <w:rPr>
-          <w:rFonts w:hint="eastAsia" w:ascii="Times New Roman" w:hAnsi="Times New Roman" w:eastAsia="FangSong" w:cs="Times New Roman"/>
-        </w:rPr>
-        <w:t xml:space="preserve">确定下一步还原所需铁的量</w:t>
-      </w:r>
-      <w:r>
-        <w:rPr>
-          <w:rFonts w:ascii="Times New Roman" w:hAnsi="Times New Roman" w:eastAsia="Times New Roman" w:cs="Times New Roman"/>
-        </w:rPr>
-        <w:t xml:space="preserve">　</w:t>
-      </w:r>
-    </w:p>
-    <w:p>
-      <w:pPr>
-        <w:pStyle w:val="FirstParagraph"/>
         <w:ind w:left="480" w:hanging="480"/>
-        <w:spacing w:before="0" w:after="0"/>
       </w:pPr>
       <w:r>
         <w:rPr>
@@ -19310,8 +19454,8 @@
     <w:p>
       <w:pPr>
         <w:pStyle w:val="FirstParagraph"/>
+        <w:spacing w:before="0" w:after="0"/>
         <w:ind w:left="480" w:hanging="480"/>
-        <w:spacing w:before="0" w:after="180"/>
       </w:pPr>
       <w:r>
         <w:rPr>
@@ -20536,8 +20680,8 @@
     <w:p>
       <w:pPr>
         <w:pStyle w:val="FirstParagraph"/>
+        <w:spacing w:before="0" w:after="0"/>
         <w:ind w:left="480" w:hanging="480"/>
-        <w:spacing w:after="0"/>
       </w:pPr>
       <w:r>
         <w:rPr>
@@ -20549,8 +20693,8 @@
     <w:p>
       <w:pPr>
         <w:pStyle w:val="FirstParagraph"/>
+        <w:spacing w:before="0" w:after="0"/>
         <w:ind w:left="480" w:hanging="480"/>
-        <w:spacing w:before="0" w:after="0"/>
       </w:pPr>
       <w:r>
         <w:rPr>
@@ -20597,8 +20741,8 @@
     <w:p>
       <w:pPr>
         <w:pStyle w:val="FirstParagraph"/>
+        <w:spacing w:before="0" w:after="0"/>
         <w:ind w:left="480" w:hanging="480"/>
-        <w:spacing w:before="0" w:after="0"/>
       </w:pPr>
       <w:r>
         <w:rPr>
@@ -20645,8 +20789,8 @@
     <w:p>
       <w:pPr>
         <w:pStyle w:val="FirstParagraph"/>
+        <w:spacing w:before="0" w:after="0"/>
         <w:ind w:left="480" w:hanging="480"/>
-        <w:spacing w:before="0" w:after="180"/>
       </w:pPr>
       <w:r>
         <w:rPr>
@@ -20743,8 +20887,8 @@
     <w:p>
       <w:pPr>
         <w:pStyle w:val="FirstParagraph"/>
+        <w:spacing w:before="0" w:after="0"/>
         <w:ind w:left="480" w:hanging="480"/>
-        <w:spacing w:after="0"/>
       </w:pPr>
       <w:r>
         <w:rPr>
@@ -20780,20 +20924,57 @@
     <w:p>
       <w:pPr>
         <w:pStyle w:val="FirstParagraph"/>
+        <w:spacing w:before="0" w:after="0"/>
         <w:ind w:left="480" w:hanging="480"/>
+      </w:pPr>
+      <w:r>
+        <w:rPr>
+          <w:rFonts w:ascii="Times New Roman" w:hAnsi="Times New Roman" w:eastAsia="Times New Roman" w:cs="Times New Roman"/>
+        </w:rPr>
+        <w:t xml:space="preserve">B. </w:t>
+      </w:r>
+      <w:r>
+        <w:rPr>
+          <w:rFonts w:hint="eastAsia" w:ascii="Times New Roman" w:hAnsi="Times New Roman" w:eastAsia="FangSong" w:cs="Times New Roman"/>
+        </w:rPr>
+        <w:t>过滤</w:t>
+      </w:r>
+      <w:r>
+        <w:rPr>
+          <w:rFonts w:hint="eastAsia" w:ascii="Times New Roman" w:hAnsi="Times New Roman" w:eastAsia="Times New Roman" w:cs="Times New Roman"/>
+        </w:rPr>
+        <w:t>、</w:t>
+      </w:r>
+      <w:r>
+        <w:rPr>
+          <w:rFonts w:hint="eastAsia" w:ascii="Times New Roman" w:hAnsi="Times New Roman" w:eastAsia="FangSong" w:cs="Times New Roman"/>
+        </w:rPr>
+        <w:t>洗涤</w:t>
+      </w:r>
+      <w:r>
+        <w:rPr>
+          <w:rFonts w:ascii="Times New Roman" w:hAnsi="Times New Roman" w:eastAsia="Times New Roman" w:cs="Times New Roman"/>
+        </w:rPr>
+        <w:t xml:space="preserve">　</w:t>
+      </w:r>
+    </w:p>
+    <w:p>
+      <w:pPr>
+        <w:pStyle w:val="FirstParagraph"/>
         <w:spacing w:before="0" w:after="0"/>
-      </w:pPr>
-      <w:r>
-        <w:rPr>
-          <w:rFonts w:ascii="Times New Roman" w:hAnsi="Times New Roman" w:eastAsia="Times New Roman" w:cs="Times New Roman"/>
-        </w:rPr>
-        <w:t xml:space="preserve">B. </w:t>
-      </w:r>
-      <w:r>
-        <w:rPr>
-          <w:rFonts w:hint="eastAsia" w:ascii="Times New Roman" w:hAnsi="Times New Roman" w:eastAsia="FangSong" w:cs="Times New Roman"/>
-        </w:rPr>
-        <w:t>过滤</w:t>
+        <w:ind w:left="480" w:hanging="480"/>
+      </w:pPr>
+      <w:r>
+        <w:rPr>
+          <w:rFonts w:ascii="Times New Roman" w:hAnsi="Times New Roman" w:eastAsia="Times New Roman" w:cs="Times New Roman"/>
+        </w:rPr>
+        <w:t xml:space="preserve">C. </w:t>
+      </w:r>
+      <w:r>
+        <w:rPr>
+          <w:rFonts w:hint="eastAsia" w:ascii="Times New Roman" w:hAnsi="Times New Roman" w:eastAsia="FangSong" w:cs="Times New Roman"/>
+        </w:rPr>
+        <w:t>蒸发</w:t>
       </w:r>
       <w:r>
         <w:rPr>
@@ -20805,7 +20986,7 @@
         <w:rPr>
           <w:rFonts w:hint="eastAsia" w:ascii="Times New Roman" w:hAnsi="Times New Roman" w:eastAsia="FangSong" w:cs="Times New Roman"/>
         </w:rPr>
-        <w:t>洗涤</w:t>
+        <w:t>结晶</w:t>
       </w:r>
       <w:r>
         <w:rPr>
@@ -20817,45 +20998,8 @@
     <w:p>
       <w:pPr>
         <w:pStyle w:val="FirstParagraph"/>
+        <w:spacing w:before="0" w:after="0"/>
         <w:ind w:left="480" w:hanging="480"/>
-        <w:spacing w:before="0" w:after="0"/>
-      </w:pPr>
-      <w:r>
-        <w:rPr>
-          <w:rFonts w:ascii="Times New Roman" w:hAnsi="Times New Roman" w:eastAsia="Times New Roman" w:cs="Times New Roman"/>
-        </w:rPr>
-        <w:t xml:space="preserve">C. </w:t>
-      </w:r>
-      <w:r>
-        <w:rPr>
-          <w:rFonts w:hint="eastAsia" w:ascii="Times New Roman" w:hAnsi="Times New Roman" w:eastAsia="FangSong" w:cs="Times New Roman"/>
-        </w:rPr>
-        <w:t>蒸发</w:t>
-      </w:r>
-      <w:r>
-        <w:rPr>
-          <w:rFonts w:hint="eastAsia" w:ascii="Times New Roman" w:hAnsi="Times New Roman" w:eastAsia="Times New Roman" w:cs="Times New Roman"/>
-        </w:rPr>
-        <w:t>、</w:t>
-      </w:r>
-      <w:r>
-        <w:rPr>
-          <w:rFonts w:hint="eastAsia" w:ascii="Times New Roman" w:hAnsi="Times New Roman" w:eastAsia="FangSong" w:cs="Times New Roman"/>
-        </w:rPr>
-        <w:t>结晶</w:t>
-      </w:r>
-      <w:r>
-        <w:rPr>
-          <w:rFonts w:ascii="Times New Roman" w:hAnsi="Times New Roman" w:eastAsia="Times New Roman" w:cs="Times New Roman"/>
-        </w:rPr>
-        <w:t xml:space="preserve">　</w:t>
-      </w:r>
-    </w:p>
-    <w:p>
-      <w:pPr>
-        <w:pStyle w:val="FirstParagraph"/>
-        <w:ind w:left="480" w:hanging="480"/>
-        <w:spacing w:before="0" w:after="180"/>
       </w:pPr>
       <w:r>
         <w:rPr>
@@ -21850,8 +21994,8 @@
           <w:ilvl w:val="0"/>
           <w:numId w:val="1030"/>
         </w:numPr>
+        <w:spacing w:before="0" w:after="0"/>
         <w:ind w:left="480" w:hanging="480"/>
-        <w:spacing w:after="0"/>
       </w:pPr>
       <m:oMath>
         <m:sSub>
@@ -21930,8 +22074,8 @@
           <w:ilvl w:val="0"/>
           <w:numId w:val="1030"/>
         </w:numPr>
+        <w:spacing w:before="0" w:after="0"/>
         <w:ind w:left="480" w:hanging="480"/>
-        <w:spacing w:before="0" w:after="0"/>
       </w:pPr>
       <w:r>
         <w:rPr>
@@ -21964,8 +22108,8 @@
           <w:ilvl w:val="0"/>
           <w:numId w:val="1030"/>
         </w:numPr>
+        <w:spacing w:before="0" w:after="0"/>
         <w:ind w:left="480" w:hanging="480"/>
-        <w:spacing w:before="0" w:after="0"/>
       </w:pPr>
       <w:r>
         <w:rPr>
@@ -21992,8 +22136,8 @@
           <w:ilvl w:val="0"/>
           <w:numId w:val="1030"/>
         </w:numPr>
+        <w:spacing w:before="0" w:after="0"/>
         <w:ind w:left="480" w:hanging="480"/>
-        <w:spacing w:before="0" w:after="0"/>
       </w:pPr>
       <w:r>
         <w:rPr>
@@ -22020,8 +22164,8 @@
           <w:ilvl w:val="0"/>
           <w:numId w:val="1030"/>
         </w:numPr>
+        <w:spacing w:before="0" w:after="0"/>
         <w:ind w:left="480" w:hanging="480"/>
-        <w:spacing w:before="0" w:after="180"/>
       </w:pPr>
       <w:r>
         <w:rPr>
@@ -22590,7 +22734,6 @@
     <w:bookmarkEnd w:id="72"/>
     <w:bookmarkEnd w:id="73"/>
     <w:sectPr>
-      <w:headerReference w:type="default" r:id="rId69"/>
       <w:footerReference w:type="default" r:id="rId9"/>
       <w:footnotePr>
         <w:numRestart w:val="eachSect"/>
@@ -22617,16 +22760,6 @@
       <w:rPr>
         <w:rFonts w:ascii="Times New Roman" w:hAnsi="Times New Roman" w:eastAsia="Times New Roman" w:cs="Times New Roman"/>
         <w:b w:val="0"/>
-        <w:color w:val="000000"/>
-        <w:sz w:val="20"/>
-      </w:rPr>
-      <w:t xml:space="preserve">第 </w:t>
-    </w:r>
-    <w:r>
-      <w:rPr>
-        <w:rFonts w:ascii="Times New Roman" w:hAnsi="Times New Roman" w:eastAsia="Times New Roman" w:cs="Times New Roman"/>
-        <w:b w:val="0"/>
-        <w:color w:val="000000"/>
         <w:sz w:val="20"/>
       </w:rPr>
       <w:fldChar w:fldCharType="begin"/>
@@ -22635,7 +22768,6 @@
       <w:rPr>
         <w:rFonts w:ascii="Times New Roman" w:hAnsi="Times New Roman" w:eastAsia="Times New Roman" w:cs="Times New Roman"/>
         <w:b w:val="0"/>
-        <w:color w:val="000000"/>
         <w:sz w:val="20"/>
       </w:rPr>
       <w:instrText xml:space="preserve"> PAGE </w:instrText>
@@ -22644,91 +22776,9 @@
       <w:rPr>
         <w:rFonts w:ascii="Times New Roman" w:hAnsi="Times New Roman" w:eastAsia="Times New Roman" w:cs="Times New Roman"/>
         <w:b w:val="0"/>
-        <w:color w:val="000000"/>
-        <w:sz w:val="20"/>
-      </w:rPr>
-      <w:fldChar w:fldCharType="separate"/>
-    </w:r>
-    <w:r>
-      <w:rPr>
-        <w:rFonts w:ascii="Times New Roman" w:hAnsi="Times New Roman" w:eastAsia="Times New Roman" w:cs="Times New Roman"/>
-        <w:b w:val="0"/>
-        <w:color w:val="000000"/>
-        <w:sz w:val="20"/>
-      </w:rPr>
-      <w:t>1</w:t>
-    </w:r>
-    <w:r>
-      <w:rPr>
-        <w:rFonts w:ascii="Times New Roman" w:hAnsi="Times New Roman" w:eastAsia="Times New Roman" w:cs="Times New Roman"/>
-        <w:b w:val="0"/>
-        <w:color w:val="000000"/>
         <w:sz w:val="20"/>
       </w:rPr>
       <w:fldChar w:fldCharType="end"/>
-    </w:r>
-    <w:r>
-      <w:rPr>
-        <w:rFonts w:ascii="Times New Roman" w:hAnsi="Times New Roman" w:eastAsia="Times New Roman" w:cs="Times New Roman"/>
-        <w:b w:val="0"/>
-        <w:color w:val="000000"/>
-        <w:sz w:val="20"/>
-      </w:rPr>
-      <w:t xml:space="preserve"> 页 / 共 </w:t>
-    </w:r>
-    <w:r>
-      <w:rPr>
-        <w:rFonts w:ascii="Times New Roman" w:hAnsi="Times New Roman" w:eastAsia="Times New Roman" w:cs="Times New Roman"/>
-        <w:b w:val="0"/>
-        <w:color w:val="000000"/>
-        <w:sz w:val="20"/>
-      </w:rPr>
-      <w:fldChar w:fldCharType="begin"/>
-    </w:r>
-    <w:r>
-      <w:rPr>
-        <w:rFonts w:ascii="Times New Roman" w:hAnsi="Times New Roman" w:eastAsia="Times New Roman" w:cs="Times New Roman"/>
-        <w:b w:val="0"/>
-        <w:color w:val="000000"/>
-        <w:sz w:val="20"/>
-      </w:rPr>
-      <w:instrText xml:space="preserve"> NUMPAGES </w:instrText>
-    </w:r>
-    <w:r>
-      <w:rPr>
-        <w:rFonts w:ascii="Times New Roman" w:hAnsi="Times New Roman" w:eastAsia="Times New Roman" w:cs="Times New Roman"/>
-        <w:b w:val="0"/>
-        <w:color w:val="000000"/>
-        <w:sz w:val="20"/>
-      </w:rPr>
-      <w:fldChar w:fldCharType="separate"/>
-    </w:r>
-    <w:r>
-      <w:rPr>
-        <w:rFonts w:ascii="Times New Roman" w:hAnsi="Times New Roman" w:eastAsia="Times New Roman" w:cs="Times New Roman"/>
-        <w:b w:val="0"/>
-        <w:color w:val="000000"/>
-        <w:sz w:val="20"/>
-      </w:rPr>
-      <w:t>1</w:t>
-    </w:r>
-    <w:r>
-      <w:rPr>
-        <w:rFonts w:ascii="Times New Roman" w:hAnsi="Times New Roman" w:eastAsia="Times New Roman" w:cs="Times New Roman"/>
-        <w:b w:val="0"/>
-        <w:color w:val="000000"/>
-        <w:sz w:val="20"/>
-      </w:rPr>
-      <w:fldChar w:fldCharType="end"/>
-    </w:r>
-    <w:r>
-      <w:rPr>
-        <w:rFonts w:ascii="Times New Roman" w:hAnsi="Times New Roman" w:eastAsia="Times New Roman" w:cs="Times New Roman"/>
-        <w:b w:val="0"/>
-        <w:color w:val="000000"/>
-        <w:sz w:val="20"/>
-      </w:rPr>
-      <w:t xml:space="preserve"> 页</w:t>
     </w:r>
   </w:p>
 </w:ftr>
@@ -22751,28 +22801,6 @@
     </w:p>
   </w:footnote>
 </w:footnotes>
-</file>
-
-<file path=word/header1.xml><?xml version="1.0" encoding="utf-8"?>
-<w:hdr xmlns:m="http://schemas.openxmlformats.org/officeDocument/2006/math" xmlns:mc="http://schemas.openxmlformats.org/markup-compatibility/2006" xmlns:mo="http://schemas.microsoft.com/office/mac/office/2008/main" xmlns:mv="urn:schemas-microsoft-com:mac:vml" xmlns:o="urn:schemas-microsoft-com:office:office" xmlns:r="http://schemas.openxmlformats.org/officeDocument/2006/relationships" xmlns:v="urn:schemas-microsoft-com:vml" xmlns:w10="urn:schemas-microsoft-com:office:word" xmlns:w14="http://schemas.microsoft.com/office/word/2010/wordml" xmlns:w="http://schemas.openxmlformats.org/wordprocessingml/2006/main" xmlns:wne="http://schemas.microsoft.com/office/word/2006/wordml" xmlns:wp14="http://schemas.microsoft.com/office/word/2010/wordprocessingDrawing" xmlns:wp="http://schemas.openxmlformats.org/drawingml/2006/wordprocessingDrawing" xmlns:wpc="http://schemas.microsoft.com/office/word/2010/wordprocessingCanvas" xmlns:wpg="http://schemas.microsoft.com/office/word/2010/wordprocessingGroup" xmlns:wpi="http://schemas.microsoft.com/office/word/2010/wordprocessingInk" xmlns:wps="http://schemas.microsoft.com/office/word/2010/wordprocessingShape" mc:Ignorable="w14 wp14">
-  <w:p>
-    <w:pPr>
-      <w:jc w:val="right"/>
-      <w:pBdr>
-        <w:bottom w:val="single" w:sz="4" w:space="2" w:color="000000"/>
-      </w:pBdr>
-    </w:pPr>
-    <w:r>
-      <w:rPr>
-        <w:rFonts w:ascii="Times New Roman" w:hAnsi="Times New Roman" w:eastAsia="Times New Roman" w:cs="Times New Roman"/>
-        <w:b w:val="0"/>
-        <w:color w:val="000000"/>
-        <w:sz w:val="18"/>
-      </w:rPr>
-      <w:t xml:space="preserve">一分册专项卷III</w:t>
-    </w:r>
-  </w:p>
-</w:hdr>
 </file>
 
 <file path=word/numbering.xml><?xml version="1.0" encoding="utf-8"?>
